--- a/spa/docx/18.content.docx
+++ b/spa/docx/18.content.docx
@@ -19,7 +19,7 @@
         <w:rPr>
           <w:lang w:val="es_ES" w:bidi="es_ES"/>
         </w:rPr>
-        <w:t>Resource: Notas de Estudio - Introducciones a los Libros (Tyndale)</w:t>
+        <w:t>Resource: Tyndale Open Study Notes</w:t>
       </w:r>
       <w:r>
         <w:rPr>
@@ -112,7 +112,7 @@
         <w:rPr>
           <w:lang w:val="es_ES" w:bidi="es_ES"/>
         </w:rPr>
-        <w:t>Notas de Estudio - Introducciones a los Libros (Tyndale)</w:t>
+        <w:t>Tyndale Open Study Notes</w:t>
       </w:r>
     </w:p>
     <w:p>

--- a/spa/docx/18.content.docx
+++ b/spa/docx/18.content.docx
@@ -19,7 +19,7 @@
         <w:rPr>
           <w:lang w:val="es_ES" w:bidi="es_ES"/>
         </w:rPr>
-        <w:t>Resource: Tyndale Open Study Notes</w:t>
+        <w:t>Resource: Aquifer Open Study Notes (Book Intros)</w:t>
       </w:r>
       <w:r>
         <w:rPr>
@@ -112,7 +112,7 @@
         <w:rPr>
           <w:lang w:val="es_ES" w:bidi="es_ES"/>
         </w:rPr>
-        <w:t>Tyndale Open Study Notes</w:t>
+        <w:t>Aquifer Open Study Notes (Book Intros)</w:t>
       </w:r>
     </w:p>
     <w:p>

--- a/spa/docx/18.content.docx
+++ b/spa/docx/18.content.docx
@@ -258,72 +258,48 @@
         </w:rPr>
         <w:t>El libro de Job se desarrolla temprano en la era patriarcal, antes de que Israel se convirtiera en una nación. La riqueza de Job, al igual que la de Abraham, era de ganado y esclavos (</w:t>
       </w:r>
-      <w:hyperlink r:id="rId13">
-        <w:r>
-          <w:rPr>
-            <w:lang w:val="es_ES" w:bidi="es_ES"/>
-          </w:rPr>
-          <w:rPr>
-            <w:color w:val="0000EE"/>
-            <w:u w:val="single"/>
-          </w:rPr>
-          <w:t>1:3,</w:t>
-        </w:r>
-      </w:hyperlink>
+      <w:r>
+        <w:rPr>
+          <w:lang w:val="es_ES" w:bidi="es_ES"/>
+        </w:rPr>
+        <w:t>1:3,</w:t>
+      </w:r>
       <w:r>
         <w:rPr>
           <w:lang w:val="es_ES" w:bidi="es_ES"/>
         </w:rPr>
         <w:t xml:space="preserve"> </w:t>
       </w:r>
-      <w:hyperlink r:id="rId14">
-        <w:r>
-          <w:rPr>
-            <w:lang w:val="es_ES" w:bidi="es_ES"/>
-          </w:rPr>
-          <w:rPr>
-            <w:color w:val="0000EE"/>
-            <w:u w:val="single"/>
-          </w:rPr>
-          <w:t>42:12,</w:t>
-        </w:r>
-      </w:hyperlink>
+      <w:r>
+        <w:rPr>
+          <w:lang w:val="es_ES" w:bidi="es_ES"/>
+        </w:rPr>
+        <w:t>42:12,</w:t>
+      </w:r>
       <w:r>
         <w:rPr>
           <w:lang w:val="es_ES" w:bidi="es_ES"/>
         </w:rPr>
         <w:t xml:space="preserve"> ver </w:t>
       </w:r>
-      <w:hyperlink r:id="rId15">
-        <w:r>
-          <w:rPr>
-            <w:lang w:val="es_ES" w:bidi="es_ES"/>
-          </w:rPr>
-          <w:rPr>
-            <w:color w:val="0000EE"/>
-            <w:u w:val="single"/>
-          </w:rPr>
-          <w:t>Gn 12:16,</w:t>
-        </w:r>
-      </w:hyperlink>
+      <w:r>
+        <w:rPr>
+          <w:lang w:val="es_ES" w:bidi="es_ES"/>
+        </w:rPr>
+        <w:t>Gn 12:16,</w:t>
+      </w:r>
       <w:r>
         <w:rPr>
           <w:lang w:val="es_ES" w:bidi="es_ES"/>
         </w:rPr>
         <w:t xml:space="preserve"> </w:t>
       </w:r>
-      <w:hyperlink r:id="rId16">
-        <w:r>
-          <w:rPr>
-            <w:lang w:val="es_ES" w:bidi="es_ES"/>
-          </w:rPr>
-          <w:rPr>
-            <w:color w:val="0000EE"/>
-            <w:u w:val="single"/>
-          </w:rPr>
-          <w:t>32:5</w:t>
-        </w:r>
-      </w:hyperlink>
+      <w:r>
+        <w:rPr>
+          <w:lang w:val="es_ES" w:bidi="es_ES"/>
+        </w:rPr>
+        <w:t>32:5</w:t>
+      </w:r>
       <w:r>
         <w:rPr>
           <w:lang w:val="es_ES" w:bidi="es_ES"/>
